--- a/Документы/ШутоваТЕ_ВКР_Плакаты.docx
+++ b/Документы/ШутоваТЕ_ВКР_Плакаты.docx
@@ -38,15 +38,14 @@
         <w:rPr>
           <w:b/>
           <w:bCs/>
-          <w:noProof/>
           <w:sz w:val="48"/>
           <w:szCs w:val="48"/>
         </w:rPr>
         <w:drawing>
-          <wp:inline distT="0" distB="0" distL="0" distR="0" wp14:anchorId="2CDC350B" wp14:editId="230747D5">
-            <wp:extent cx="7703871" cy="4876800"/>
-            <wp:effectExtent l="0" t="0" r="0" b="0"/>
-            <wp:docPr id="150964617" name="Рисунок 1"/>
+          <wp:inline distT="0" distB="0" distL="0" distR="0" wp14:anchorId="64DF4B11" wp14:editId="6A4D9F8E">
+            <wp:extent cx="9512135" cy="5903850"/>
+            <wp:effectExtent l="0" t="0" r="0" b="1905"/>
+            <wp:docPr id="2079442410" name="Рисунок 2"/>
             <wp:cNvGraphicFramePr>
               <a:graphicFrameLocks xmlns:a="http://schemas.openxmlformats.org/drawingml/2006/main" noChangeAspect="1"/>
             </wp:cNvGraphicFramePr>
@@ -54,7 +53,7 @@
               <a:graphicData uri="http://schemas.openxmlformats.org/drawingml/2006/picture">
                 <pic:pic xmlns:pic="http://schemas.openxmlformats.org/drawingml/2006/picture">
                   <pic:nvPicPr>
-                    <pic:cNvPr id="0" name="Picture 1"/>
+                    <pic:cNvPr id="0" name="Picture 12"/>
                     <pic:cNvPicPr>
                       <a:picLocks noChangeAspect="1" noChangeArrowheads="1"/>
                     </pic:cNvPicPr>
@@ -75,7 +74,7 @@
                   <pic:spPr bwMode="auto">
                     <a:xfrm>
                       <a:off x="0" y="0"/>
-                      <a:ext cx="7749228" cy="4905513"/>
+                      <a:ext cx="9540237" cy="5921292"/>
                     </a:xfrm>
                     <a:prstGeom prst="rect">
                       <a:avLst/>
@@ -91,18 +90,6 @@
           </wp:inline>
         </w:drawing>
       </w:r>
-    </w:p>
-    <w:p>
-      <w:pPr>
-        <w:ind w:firstLine="0"/>
-        <w:jc w:val="center"/>
-        <w:rPr>
-          <w:b/>
-          <w:bCs/>
-          <w:sz w:val="48"/>
-          <w:szCs w:val="48"/>
-        </w:rPr>
-      </w:pPr>
       <w:r>
         <w:rPr>
           <w:b/>
@@ -347,18 +334,10 @@
           <w:szCs w:val="48"/>
         </w:rPr>
         <w:drawing>
-          <wp:anchor distT="0" distB="0" distL="114300" distR="114300" simplePos="0" relativeHeight="251658240" behindDoc="0" locked="0" layoutInCell="1" allowOverlap="1" wp14:anchorId="2FF33C3A" wp14:editId="4A6ECCC2">
-            <wp:simplePos x="0" y="0"/>
-            <wp:positionH relativeFrom="margin">
-              <wp:align>left</wp:align>
-            </wp:positionH>
-            <wp:positionV relativeFrom="paragraph">
-              <wp:posOffset>296411</wp:posOffset>
-            </wp:positionV>
-            <wp:extent cx="5080883" cy="2240820"/>
-            <wp:effectExtent l="0" t="0" r="5715" b="7620"/>
-            <wp:wrapNone/>
-            <wp:docPr id="1074524465" name="Рисунок 4"/>
+          <wp:inline distT="0" distB="0" distL="0" distR="0" wp14:anchorId="6A161CDE" wp14:editId="79165F29">
+            <wp:extent cx="9765030" cy="5104130"/>
+            <wp:effectExtent l="0" t="0" r="7620" b="1270"/>
+            <wp:docPr id="1553189708" name="Рисунок 3"/>
             <wp:cNvGraphicFramePr>
               <a:graphicFrameLocks xmlns:a="http://schemas.openxmlformats.org/drawingml/2006/main" noChangeAspect="1"/>
             </wp:cNvGraphicFramePr>
@@ -366,7 +345,7 @@
               <a:graphicData uri="http://schemas.openxmlformats.org/drawingml/2006/picture">
                 <pic:pic xmlns:pic="http://schemas.openxmlformats.org/drawingml/2006/picture">
                   <pic:nvPicPr>
-                    <pic:cNvPr id="0" name="Picture 4"/>
+                    <pic:cNvPr id="0" name="Picture 14"/>
                     <pic:cNvPicPr>
                       <a:picLocks noChangeAspect="1" noChangeArrowheads="1"/>
                     </pic:cNvPicPr>
@@ -387,7 +366,7 @@
                   <pic:spPr bwMode="auto">
                     <a:xfrm>
                       <a:off x="0" y="0"/>
-                      <a:ext cx="5086376" cy="2243243"/>
+                      <a:ext cx="9765030" cy="5104130"/>
                     </a:xfrm>
                     <a:prstGeom prst="rect">
                       <a:avLst/>
@@ -400,155 +379,7 @@
                 </pic:pic>
               </a:graphicData>
             </a:graphic>
-            <wp14:sizeRelH relativeFrom="margin">
-              <wp14:pctWidth>0</wp14:pctWidth>
-            </wp14:sizeRelH>
-            <wp14:sizeRelV relativeFrom="margin">
-              <wp14:pctHeight>0</wp14:pctHeight>
-            </wp14:sizeRelV>
-          </wp:anchor>
-        </w:drawing>
-      </w:r>
-      <w:r>
-        <w:rPr>
-          <w:b/>
-          <w:bCs/>
-          <w:noProof/>
-          <w:sz w:val="48"/>
-          <w:szCs w:val="48"/>
-        </w:rPr>
-        <w:drawing>
-          <wp:anchor distT="0" distB="0" distL="114300" distR="114300" simplePos="0" relativeHeight="251660288" behindDoc="0" locked="0" layoutInCell="1" allowOverlap="1" wp14:anchorId="17742CF3" wp14:editId="2B3FD22D">
-            <wp:simplePos x="0" y="0"/>
-            <wp:positionH relativeFrom="column">
-              <wp:posOffset>5188225</wp:posOffset>
-            </wp:positionH>
-            <wp:positionV relativeFrom="paragraph">
-              <wp:posOffset>1974904</wp:posOffset>
-            </wp:positionV>
-            <wp:extent cx="4840877" cy="2345635"/>
-            <wp:effectExtent l="0" t="0" r="0" b="0"/>
-            <wp:wrapNone/>
-            <wp:docPr id="181304312" name="Рисунок 6"/>
-            <wp:cNvGraphicFramePr>
-              <a:graphicFrameLocks xmlns:a="http://schemas.openxmlformats.org/drawingml/2006/main" noChangeAspect="1"/>
-            </wp:cNvGraphicFramePr>
-            <a:graphic xmlns:a="http://schemas.openxmlformats.org/drawingml/2006/main">
-              <a:graphicData uri="http://schemas.openxmlformats.org/drawingml/2006/picture">
-                <pic:pic xmlns:pic="http://schemas.openxmlformats.org/drawingml/2006/picture">
-                  <pic:nvPicPr>
-                    <pic:cNvPr id="0" name="Picture 6"/>
-                    <pic:cNvPicPr>
-                      <a:picLocks noChangeAspect="1" noChangeArrowheads="1"/>
-                    </pic:cNvPicPr>
-                  </pic:nvPicPr>
-                  <pic:blipFill>
-                    <a:blip r:embed="rId8" cstate="print">
-                      <a:extLst>
-                        <a:ext uri="{28A0092B-C50C-407E-A947-70E740481C1C}">
-                          <a14:useLocalDpi xmlns:a14="http://schemas.microsoft.com/office/drawing/2010/main" val="0"/>
-                        </a:ext>
-                      </a:extLst>
-                    </a:blip>
-                    <a:srcRect/>
-                    <a:stretch>
-                      <a:fillRect/>
-                    </a:stretch>
-                  </pic:blipFill>
-                  <pic:spPr bwMode="auto">
-                    <a:xfrm>
-                      <a:off x="0" y="0"/>
-                      <a:ext cx="4848255" cy="2349210"/>
-                    </a:xfrm>
-                    <a:prstGeom prst="rect">
-                      <a:avLst/>
-                    </a:prstGeom>
-                    <a:noFill/>
-                    <a:ln>
-                      <a:noFill/>
-                    </a:ln>
-                  </pic:spPr>
-                </pic:pic>
-              </a:graphicData>
-            </a:graphic>
-            <wp14:sizeRelH relativeFrom="margin">
-              <wp14:pctWidth>0</wp14:pctWidth>
-            </wp14:sizeRelH>
-            <wp14:sizeRelV relativeFrom="margin">
-              <wp14:pctHeight>0</wp14:pctHeight>
-            </wp14:sizeRelV>
-          </wp:anchor>
-        </w:drawing>
-      </w:r>
-      <w:r>
-        <w:rPr>
-          <w:b/>
-          <w:bCs/>
-          <w:noProof/>
-          <w:sz w:val="48"/>
-          <w:szCs w:val="48"/>
-        </w:rPr>
-        <w:drawing>
-          <wp:anchor distT="0" distB="0" distL="114300" distR="114300" simplePos="0" relativeHeight="251659264" behindDoc="0" locked="0" layoutInCell="1" allowOverlap="1" wp14:anchorId="43CE1982" wp14:editId="56C05313">
-            <wp:simplePos x="0" y="0"/>
-            <wp:positionH relativeFrom="margin">
-              <wp:posOffset>63611</wp:posOffset>
-            </wp:positionH>
-            <wp:positionV relativeFrom="paragraph">
-              <wp:posOffset>2854601</wp:posOffset>
-            </wp:positionV>
-            <wp:extent cx="5049078" cy="2832361"/>
-            <wp:effectExtent l="0" t="0" r="0" b="6350"/>
-            <wp:wrapNone/>
-            <wp:docPr id="1464133012" name="Рисунок 5"/>
-            <wp:cNvGraphicFramePr>
-              <a:graphicFrameLocks xmlns:a="http://schemas.openxmlformats.org/drawingml/2006/main" noChangeAspect="1"/>
-            </wp:cNvGraphicFramePr>
-            <a:graphic xmlns:a="http://schemas.openxmlformats.org/drawingml/2006/main">
-              <a:graphicData uri="http://schemas.openxmlformats.org/drawingml/2006/picture">
-                <pic:pic xmlns:pic="http://schemas.openxmlformats.org/drawingml/2006/picture">
-                  <pic:nvPicPr>
-                    <pic:cNvPr id="0" name="Picture 5"/>
-                    <pic:cNvPicPr>
-                      <a:picLocks noChangeAspect="1" noChangeArrowheads="1"/>
-                    </pic:cNvPicPr>
-                  </pic:nvPicPr>
-                  <pic:blipFill>
-                    <a:blip r:embed="rId9" cstate="print">
-                      <a:extLst>
-                        <a:ext uri="{28A0092B-C50C-407E-A947-70E740481C1C}">
-                          <a14:useLocalDpi xmlns:a14="http://schemas.microsoft.com/office/drawing/2010/main" val="0"/>
-                        </a:ext>
-                      </a:extLst>
-                    </a:blip>
-                    <a:srcRect/>
-                    <a:stretch>
-                      <a:fillRect/>
-                    </a:stretch>
-                  </pic:blipFill>
-                  <pic:spPr bwMode="auto">
-                    <a:xfrm>
-                      <a:off x="0" y="0"/>
-                      <a:ext cx="5049078" cy="2832361"/>
-                    </a:xfrm>
-                    <a:prstGeom prst="rect">
-                      <a:avLst/>
-                    </a:prstGeom>
-                    <a:noFill/>
-                    <a:ln>
-                      <a:noFill/>
-                    </a:ln>
-                  </pic:spPr>
-                </pic:pic>
-              </a:graphicData>
-            </a:graphic>
-            <wp14:sizeRelH relativeFrom="margin">
-              <wp14:pctWidth>0</wp14:pctWidth>
-            </wp14:sizeRelH>
-            <wp14:sizeRelV relativeFrom="margin">
-              <wp14:pctHeight>0</wp14:pctHeight>
-            </wp14:sizeRelV>
-          </wp:anchor>
+          </wp:inline>
         </w:drawing>
       </w:r>
     </w:p>
@@ -1175,7 +1006,6 @@
   <w:style w:type="character" w:default="1" w:styleId="a0">
     <w:name w:val="Default Paragraph Font"/>
     <w:uiPriority w:val="1"/>
-    <w:semiHidden/>
     <w:unhideWhenUsed/>
   </w:style>
   <w:style w:type="table" w:default="1" w:styleId="a1">
